--- a/Linear regression.docx
+++ b/Linear regression.docx
@@ -29,7 +29,7 @@
     <w:p>
       <w:r>
         <w:pict w14:anchorId="66C03ADD">
-          <v:rect id="_x0000_i1040" style="width:0;height:1.5pt" o:hralign="center" o:hrstd="t" o:hr="t" fillcolor="#a0a0a0" stroked="f"/>
+          <v:rect id="_x0000_i1025" style="width:0;height:1.5pt" o:hralign="center" o:hrstd="t" o:hr="t" fillcolor="#a0a0a0" stroked="f"/>
         </w:pict>
       </w:r>
     </w:p>
@@ -145,13 +145,7 @@
         <w:t>Step 1 — Import Library</w:t>
       </w:r>
       <w:r>
-        <w:t xml:space="preserve"> </w:t>
-      </w:r>
-      <w:r>
-        <w:t>the</w:t>
-      </w:r>
-      <w:r>
-        <w:t xml:space="preserve"> Pandas library is imported to handle and process data in a structured table format.</w:t>
+        <w:t xml:space="preserve"> the Pandas library is imported to handle and process data in a structured table format.</w:t>
       </w:r>
     </w:p>
     <w:p>
@@ -163,13 +157,7 @@
         <w:t>Step 2 — Load the Dataset</w:t>
       </w:r>
       <w:r>
-        <w:t xml:space="preserve"> </w:t>
-      </w:r>
-      <w:r>
-        <w:t>the</w:t>
-      </w:r>
-      <w:r>
-        <w:t xml:space="preserve"> CSV file is loaded using the </w:t>
+        <w:t xml:space="preserve"> the CSV file is loaded using the </w:t>
       </w:r>
       <w:proofErr w:type="spellStart"/>
       <w:r>
@@ -222,21 +210,7 @@
         <w:t>Step 5 — Train the Model</w:t>
       </w:r>
       <w:r>
-        <w:t xml:space="preserve"> </w:t>
-      </w:r>
-      <w:proofErr w:type="gramStart"/>
-      <w:r>
-        <w:t>A</w:t>
-      </w:r>
-      <w:proofErr w:type="gramEnd"/>
-      <w:r>
-        <w:t xml:space="preserve"> </w:t>
-      </w:r>
-      <w:r>
-        <w:t>Linear Regression</w:t>
-      </w:r>
-      <w:r>
-        <w:t xml:space="preserve"> model is created and trained on the training data using the fit method. During this process, the model automatically calculates:</w:t>
+        <w:t xml:space="preserve"> A Linear Regression model is created and trained on the training data using the fit method. During this process, the model automatically calculates:</w:t>
       </w:r>
     </w:p>
     <w:p>
@@ -359,16 +333,13 @@
         </w:numPr>
       </w:pPr>
       <w:r>
-        <w:t>Analysing</w:t>
-      </w:r>
-      <w:r>
-        <w:t xml:space="preserve"> business growth</w:t>
+        <w:t>Analysing business growth</w:t>
       </w:r>
     </w:p>
     <w:p>
       <w:r>
         <w:pict w14:anchorId="2DB98736">
-          <v:rect id="_x0000_i1048" style="width:438pt;height:.75pt" o:hrpct="0" o:hralign="center" o:hrstd="t" o:hr="t" fillcolor="#a0a0a0" stroked="f"/>
+          <v:rect id="_x0000_i1026" style="width:438pt;height:.75pt" o:hrpct="0" o:hralign="center" o:hrstd="t" o:hr="t" fillcolor="#a0a0a0" stroked="f"/>
         </w:pict>
       </w:r>
     </w:p>
@@ -383,12 +354,29 @@
     </w:p>
     <w:p>
       <w:r>
-        <w:t>Linear Regression is one of the simplest yet powerful Machine Learning algorithms. By implementing it using Python, I was able to understand how predictions are made using data.</w:t>
-      </w:r>
-    </w:p>
-    <w:p>
-      <w:r>
-        <w:t>This small project helped me gain confidence in applying Machine Learning concepts practically. It is a great starting point for beginners who want to explore the field of data science.</w:t>
+        <w:rPr>
+          <w:b/>
+          <w:bCs/>
+        </w:rPr>
+        <w:t>Conclusion</w:t>
+      </w:r>
+    </w:p>
+    <w:p>
+      <w:r>
+        <w:t xml:space="preserve">Linear Regression is one of the simplest yet most powerful algorithms in Machine Learning. It predicts continuous values by learning the relationship between an input and an output through the equation Y = </w:t>
+      </w:r>
+      <w:proofErr w:type="spellStart"/>
+      <w:r>
+        <w:t>wX</w:t>
+      </w:r>
+      <w:proofErr w:type="spellEnd"/>
+      <w:r>
+        <w:t xml:space="preserve"> + b.</w:t>
+      </w:r>
+    </w:p>
+    <w:p>
+      <w:r>
+        <w:t>From salary estimation to property pricing, revenue forecasting to patient risk scoring — Linear Regression is the backbone of prediction systems across every major industry. Understanding it is not just the first step in Machine Learning. It is the foundation everything else is built on.</w:t>
       </w:r>
     </w:p>
     <w:p/>
